--- a/SIWES/ARC/SHUAIBU CHUBADO.docx
+++ b/SIWES/ARC/SHUAIBU CHUBADO.docx
@@ -946,7 +946,6 @@
           <w:sz w:val="28"/>
           <w:szCs w:val="28"/>
         </w:rPr>
-        <w:lastRenderedPageBreak/>
         <w:t>CERTIFICATION</w:t>
       </w:r>
     </w:p>
@@ -1794,7 +1793,6 @@
           <w:sz w:val="28"/>
           <w:szCs w:val="28"/>
         </w:rPr>
-        <w:lastRenderedPageBreak/>
         <w:t>DEDICATION</w:t>
       </w:r>
     </w:p>
@@ -1883,7 +1881,6 @@
           <w:sz w:val="28"/>
           <w:szCs w:val="28"/>
         </w:rPr>
-        <w:lastRenderedPageBreak/>
         <w:t>ACKNOWLEDGEMENT</w:t>
       </w:r>
       <w:r>
@@ -2302,7 +2299,6 @@
           <w:sz w:val="28"/>
           <w:szCs w:val="28"/>
         </w:rPr>
-        <w:lastRenderedPageBreak/>
         <w:t>TABLE OF CONTENTS</w:t>
       </w:r>
     </w:p>
@@ -3386,15 +3382,7 @@
           <w:sz w:val="28"/>
           <w:szCs w:val="28"/>
         </w:rPr>
-        <w:t>.</w:t>
-      </w:r>
-      <w:r>
-        <w:rPr>
-          <w:rFonts w:ascii="Times New Roman" w:hAnsi="Times New Roman" w:cs="Times New Roman"/>
-          <w:sz w:val="28"/>
-          <w:szCs w:val="28"/>
-        </w:rPr>
-        <w:t>7</w:t>
+        <w:t>.7</w:t>
       </w:r>
     </w:p>
     <w:p>
@@ -3566,7 +3554,6 @@
           <w:sz w:val="28"/>
           <w:szCs w:val="28"/>
         </w:rPr>
-        <w:lastRenderedPageBreak/>
         <w:t>3.6</w:t>
       </w:r>
       <w:r>
@@ -3739,17 +3726,7 @@
           <w:szCs w:val="24"/>
         </w:rPr>
         <w:tab/>
-        <w:t>Summary, Recommenda</w:t>
-      </w:r>
-      <w:bookmarkStart w:id="0" w:name="_GoBack"/>
-      <w:bookmarkEnd w:id="0"/>
-      <w:r>
-        <w:rPr>
-          <w:rFonts w:ascii="Times New Roman" w:hAnsi="Times New Roman" w:cs="Times New Roman"/>
-          <w:sz w:val="28"/>
-          <w:szCs w:val="24"/>
-        </w:rPr>
-        <w:t>tion and Conclusion</w:t>
+        <w:t>Summary, Recommendation and Conclusion</w:t>
       </w:r>
       <w:r>
         <w:rPr>
@@ -4288,7 +4265,6 @@
           <w:sz w:val="28"/>
           <w:szCs w:val="24"/>
         </w:rPr>
-        <w:lastRenderedPageBreak/>
         <w:t>ABSTRACT</w:t>
       </w:r>
     </w:p>
@@ -4421,7 +4397,6 @@
           <w:sz w:val="28"/>
           <w:szCs w:val="28"/>
         </w:rPr>
-        <w:lastRenderedPageBreak/>
         <w:t>CHAPTER ONE</w:t>
       </w:r>
     </w:p>
@@ -4520,7 +4495,7 @@
       <w:pPr>
         <w:pStyle w:val="Heading2"/>
       </w:pPr>
-      <w:bookmarkStart w:id="1" w:name="_Toc118374599"/>
+      <w:bookmarkStart w:id="0" w:name="_Toc118374599"/>
       <w:r>
         <w:t>1.1</w:t>
       </w:r>
@@ -4530,7 +4505,7 @@
       <w:r>
         <w:t>Aim and objective of SIWES</w:t>
       </w:r>
-      <w:bookmarkEnd w:id="1"/>
+      <w:bookmarkEnd w:id="0"/>
     </w:p>
     <w:p>
       <w:pPr>
@@ -4572,7 +4547,6 @@
           <w:sz w:val="28"/>
           <w:szCs w:val="28"/>
         </w:rPr>
-        <w:lastRenderedPageBreak/>
         <w:t>To make industries/organization to have confidence in the abilities and capacities of the graduates. SIWES helps the industries to evaluate the prospective employees and give feedback to the institution.</w:t>
       </w:r>
     </w:p>
@@ -4676,7 +4650,7 @@
       <w:pPr>
         <w:pStyle w:val="Heading2"/>
       </w:pPr>
-      <w:bookmarkStart w:id="2" w:name="_Toc118374600"/>
+      <w:bookmarkStart w:id="1" w:name="_Toc118374600"/>
       <w:r>
         <w:t>1.2</w:t>
       </w:r>
@@ -4686,75 +4660,66 @@
       <w:r>
         <w:t>Brief history of SIWES and ITF in Nigeria</w:t>
       </w:r>
+      <w:bookmarkEnd w:id="1"/>
+    </w:p>
+    <w:p>
+      <w:pPr>
+        <w:spacing w:line="480" w:lineRule="auto"/>
+        <w:jc w:val="both"/>
+        <w:rPr>
+          <w:rFonts w:ascii="Times New Roman" w:hAnsi="Times New Roman" w:cs="Times New Roman"/>
+          <w:sz w:val="28"/>
+          <w:szCs w:val="28"/>
+        </w:rPr>
+      </w:pPr>
+      <w:r>
+        <w:rPr>
+          <w:rFonts w:ascii="Times New Roman" w:hAnsi="Times New Roman" w:cs="Times New Roman"/>
+          <w:sz w:val="28"/>
+          <w:szCs w:val="28"/>
+        </w:rPr>
+        <w:t>It was said by Dr. Azikiwe Nnamdi, the one president of Nigeria that the practice of work but they all have the same goal that they all want to achieve in countries like china. They established within the premises of institution to provide real life situation, lack of practical skill of locally trained engineers and technologies. the chine way and condition of SIWES is that all institution must give student real life working experience in industrial works. Lecturers are involved in the industrial activities rendering constant services. So</w:t>
+      </w:r>
+      <w:r>
+        <w:rPr>
+          <w:rFonts w:ascii="Times New Roman" w:hAnsi="Times New Roman" w:cs="Times New Roman"/>
+          <w:sz w:val="28"/>
+          <w:szCs w:val="28"/>
+        </w:rPr>
+        <w:t>,</w:t>
+      </w:r>
+      <w:r>
+        <w:rPr>
+          <w:rFonts w:ascii="Times New Roman" w:hAnsi="Times New Roman" w:cs="Times New Roman"/>
+          <w:sz w:val="28"/>
+          <w:szCs w:val="28"/>
+        </w:rPr>
+        <w:t xml:space="preserve"> all these countries have their own way of conducting the scheme but all lye on the same goal. And in Nigeria, the history of SIWES can be traced by the history of IITF which is the backbone of SIWES. ITF was established in 1974 under degree of 47 of 1971. It was a body established by the Federal Government of Nigeria and was given responsibility of training indigenous Nigerians. The establishment of the body became necessary due to high demand of Nigeria to take up the vacant positions created in various sector of the economy after the colonial masters have departed. Therefore, the Federal Government discovered that it is easier to train students that are skilled in school to be trained and meet up with gaps in the Nigerian economy and a scheme was established to care for such training and it was named Student Industrial Work Experience Scheme (SIWES). In</w:t>
+      </w:r>
+      <w:r>
+        <w:rPr>
+          <w:rFonts w:ascii="Times New Roman" w:hAnsi="Times New Roman" w:cs="Times New Roman"/>
+          <w:sz w:val="28"/>
+          <w:szCs w:val="28"/>
+        </w:rPr>
+        <w:t xml:space="preserve"> 1973, the national board of technical education (NBTE) made it compulsory for all the polytechnic students, be it federal or state.</w:t>
+      </w:r>
+    </w:p>
+    <w:p>
+      <w:pPr>
+        <w:pStyle w:val="Heading2"/>
+      </w:pPr>
+      <w:bookmarkStart w:id="2" w:name="_Toc118374601"/>
+      <w:r>
+        <w:t>1.3</w:t>
+      </w:r>
+      <w:r>
+        <w:tab/>
+      </w:r>
+      <w:r>
+        <w:t>Significance of SIWES to students</w:t>
+      </w:r>
       <w:bookmarkEnd w:id="2"/>
-    </w:p>
-    <w:p>
-      <w:pPr>
-        <w:spacing w:line="480" w:lineRule="auto"/>
-        <w:jc w:val="both"/>
-        <w:rPr>
-          <w:rFonts w:ascii="Times New Roman" w:hAnsi="Times New Roman" w:cs="Times New Roman"/>
-          <w:sz w:val="28"/>
-          <w:szCs w:val="28"/>
-        </w:rPr>
-      </w:pPr>
-      <w:r>
-        <w:rPr>
-          <w:rFonts w:ascii="Times New Roman" w:hAnsi="Times New Roman" w:cs="Times New Roman"/>
-          <w:sz w:val="28"/>
-          <w:szCs w:val="28"/>
-        </w:rPr>
-        <w:t>It was said by Dr. Azikiwe Nnamdi, the one president of Nigeria that the practice of work but they all have the same goal that they all want to achieve in countries like china. They established within the premises of institution to provide real life situation, lack of practical skill of locally trained engineers and technologies. the chine way and condition of SIWES is that all institution must give student real life working experience in industrial works. Lecturers are involved in the industrial activities rendering constant services. So</w:t>
-      </w:r>
-      <w:r>
-        <w:rPr>
-          <w:rFonts w:ascii="Times New Roman" w:hAnsi="Times New Roman" w:cs="Times New Roman"/>
-          <w:sz w:val="28"/>
-          <w:szCs w:val="28"/>
-        </w:rPr>
-        <w:t>,</w:t>
-      </w:r>
-      <w:r>
-        <w:rPr>
-          <w:rFonts w:ascii="Times New Roman" w:hAnsi="Times New Roman" w:cs="Times New Roman"/>
-          <w:sz w:val="28"/>
-          <w:szCs w:val="28"/>
-        </w:rPr>
-        <w:t xml:space="preserve"> all these countries have their own way of conducting the scheme but all lye on the same goal. And in Nigeria, the history of SIWES can be </w:t>
-      </w:r>
-      <w:r>
-        <w:rPr>
-          <w:rFonts w:ascii="Times New Roman" w:hAnsi="Times New Roman" w:cs="Times New Roman"/>
-          <w:sz w:val="28"/>
-          <w:szCs w:val="28"/>
-        </w:rPr>
-        <w:lastRenderedPageBreak/>
-        <w:t>traced by the history of IITF which is the backbone of SIWES. ITF was established in 1974 under degree of 47 of 1971. It was a body established by the Federal Government of Nigeria and was given responsibility of training indigenous Nigerians. The establishment of the body became necessary due to high demand of Nigeria to take up the vacant positions created in various sector of the economy after the colonial masters have departed. Therefore, the Federal Government discovered that it is easier to train students that are skilled in school to be trained and meet up with gaps in the Nigerian economy and a scheme was established to care for such training and it was named Student Industrial Work Experience Scheme (SIWES). In</w:t>
-      </w:r>
-      <w:r>
-        <w:rPr>
-          <w:rFonts w:ascii="Times New Roman" w:hAnsi="Times New Roman" w:cs="Times New Roman"/>
-          <w:sz w:val="28"/>
-          <w:szCs w:val="28"/>
-        </w:rPr>
-        <w:t xml:space="preserve"> 1973, the national board of technical education (NBTE) made it compulsory for all the polytechnic students, be it federal or state.</w:t>
-      </w:r>
-    </w:p>
-    <w:p>
-      <w:pPr>
-        <w:pStyle w:val="Heading2"/>
-      </w:pPr>
-      <w:bookmarkStart w:id="3" w:name="_Toc118374601"/>
-      <w:r>
-        <w:t>1.3</w:t>
-      </w:r>
-      <w:r>
-        <w:tab/>
-      </w:r>
-      <w:r>
-        <w:t>Significance of SIWES to students</w:t>
-      </w:r>
-      <w:bookmarkEnd w:id="3"/>
     </w:p>
     <w:p>
       <w:pPr>
@@ -4810,7 +4775,6 @@
           <w:sz w:val="28"/>
           <w:szCs w:val="28"/>
         </w:rPr>
-        <w:lastRenderedPageBreak/>
         <w:t>CHAPTER TWO</w:t>
       </w:r>
     </w:p>
@@ -5073,7 +5037,6 @@
           <w:sz w:val="28"/>
           <w:szCs w:val="28"/>
         </w:rPr>
-        <w:lastRenderedPageBreak/>
         <w:t>2.2</w:t>
       </w:r>
       <w:r>
@@ -6663,7 +6626,6 @@
           <w:sz w:val="28"/>
           <w:szCs w:val="28"/>
         </w:rPr>
-        <w:lastRenderedPageBreak/>
         <w:t>CHAPTER THREE</w:t>
       </w:r>
     </w:p>
@@ -6908,7 +6870,6 @@
         <w:rPr>
           <w:noProof/>
         </w:rPr>
-        <w:lastRenderedPageBreak/>
         <w:drawing>
           <wp:inline distT="0" distB="0" distL="0" distR="0" wp14:anchorId="3C020C52" wp14:editId="520554D1">
             <wp:extent cx="4663134" cy="5329177"/>
@@ -7146,7 +7107,6 @@
           <w:sz w:val="28"/>
           <w:szCs w:val="28"/>
         </w:rPr>
-        <w:lastRenderedPageBreak/>
         <w:t xml:space="preserve">Accessibility: </w:t>
       </w:r>
       <w:r>
@@ -7417,7 +7377,6 @@
           <w:sz w:val="28"/>
           <w:szCs w:val="28"/>
         </w:rPr>
-        <w:lastRenderedPageBreak/>
         <w:t>It is also the process of removing top soil for foundation trenches. Excavation work is an important part of building operation that commences immediately after setting out the width of excavation for foundation trenches is marked out on the profile and then transferred to the ground. Excavation must be carried out carefully to ensure safe</w:t>
       </w:r>
       <w:r>
@@ -7669,16 +7628,7 @@
           <w:sz w:val="28"/>
           <w:szCs w:val="28"/>
         </w:rPr>
-        <w:t xml:space="preserve">As the engineer and the former goes to set basket, I was keeping an eye on how the beams were set. When digging the basket some places were 1.2 while some other places were 1.4 by 1.4 because of the type of soil on the site. When putting the basket </w:t>
-      </w:r>
-      <w:r>
-        <w:rPr>
-          <w:rFonts w:ascii="Times New Roman" w:hAnsi="Times New Roman" w:cs="Times New Roman"/>
-          <w:sz w:val="28"/>
-          <w:szCs w:val="28"/>
-        </w:rPr>
-        <w:lastRenderedPageBreak/>
-        <w:t>in a poor soil, cement and sharp sand is mixed out before putting the basket to avoid rusting.</w:t>
+        <w:t>As the engineer and the former goes to set basket, I was keeping an eye on how the beams were set. When digging the basket some places were 1.2 while some other places were 1.4 by 1.4 because of the type of soil on the site. When putting the basket in a poor soil, cement and sharp sand is mixed out before putting the basket to avoid rusting.</w:t>
       </w:r>
     </w:p>
     <w:p>
@@ -8023,7 +7973,6 @@
           <w:sz w:val="28"/>
           <w:szCs w:val="28"/>
         </w:rPr>
-        <w:lastRenderedPageBreak/>
         <w:t>3.5</w:t>
       </w:r>
       <w:r>
@@ -8366,7 +8315,6 @@
           <w:sz w:val="28"/>
           <w:szCs w:val="28"/>
         </w:rPr>
-        <w:lastRenderedPageBreak/>
         <w:t>3</w:t>
       </w:r>
       <w:r>
@@ -8747,7 +8695,6 @@
           <w:sz w:val="24"/>
           <w:szCs w:val="24"/>
         </w:rPr>
-        <w:lastRenderedPageBreak/>
         <w:br w:type="page"/>
       </w:r>
     </w:p>
@@ -8765,7 +8712,6 @@
           <w:sz w:val="24"/>
           <w:szCs w:val="24"/>
         </w:rPr>
-        <w:lastRenderedPageBreak/>
         <w:br w:type="page"/>
       </w:r>
     </w:p>
@@ -8783,7 +8729,6 @@
           <w:sz w:val="24"/>
           <w:szCs w:val="24"/>
         </w:rPr>
-        <w:lastRenderedPageBreak/>
         <w:br w:type="page"/>
       </w:r>
     </w:p>
@@ -8801,7 +8746,6 @@
           <w:sz w:val="24"/>
           <w:szCs w:val="24"/>
         </w:rPr>
-        <w:lastRenderedPageBreak/>
         <w:br w:type="page"/>
       </w:r>
     </w:p>
@@ -8855,7 +8799,6 @@
           <w:sz w:val="28"/>
           <w:szCs w:val="28"/>
         </w:rPr>
-        <w:lastRenderedPageBreak/>
         <w:br w:type="page"/>
       </w:r>
     </w:p>
@@ -8877,7 +8820,6 @@
           <w:sz w:val="28"/>
           <w:szCs w:val="24"/>
         </w:rPr>
-        <w:lastRenderedPageBreak/>
         <w:t>CHAPTER FOUR</w:t>
       </w:r>
     </w:p>
@@ -9150,7 +9092,6 @@
           <w:sz w:val="28"/>
           <w:szCs w:val="24"/>
         </w:rPr>
-        <w:lastRenderedPageBreak/>
         <w:t xml:space="preserve">4.3 </w:t>
       </w:r>
       <w:r>
@@ -9216,18 +9157,18 @@
           <w:sz w:val="28"/>
           <w:szCs w:val="24"/>
         </w:rPr>
-        <w:t xml:space="preserve"> provide an application of the theoretical knowledge learned by student in school to practical or real work situation. </w:t>
-      </w:r>
-      <w:proofErr w:type="gramStart"/>
-      <w:r>
-        <w:rPr>
-          <w:rFonts w:ascii="Times New Roman" w:hAnsi="Times New Roman" w:cs="Times New Roman"/>
-          <w:sz w:val="28"/>
-          <w:szCs w:val="24"/>
-        </w:rPr>
-        <w:t>Also</w:t>
-      </w:r>
-      <w:proofErr w:type="gramEnd"/>
+        <w:t xml:space="preserve"> provide an application of the theoretical knowledge learned by student in school to practical or real work situation. Also</w:t>
+      </w:r>
+      <w:r>
+        <w:rPr>
+          <w:rFonts w:ascii="Times New Roman" w:hAnsi="Times New Roman" w:cs="Times New Roman"/>
+          <w:sz w:val="28"/>
+          <w:szCs w:val="24"/>
+        </w:rPr>
+        <w:t>,</w:t>
+      </w:r>
+      <w:bookmarkStart w:id="3" w:name="_GoBack"/>
+      <w:bookmarkEnd w:id="3"/>
       <w:r>
         <w:rPr>
           <w:rFonts w:ascii="Times New Roman" w:hAnsi="Times New Roman" w:cs="Times New Roman"/>
@@ -9325,25 +9266,7 @@
           <w:sz w:val="28"/>
           <w:szCs w:val="24"/>
         </w:rPr>
-        <w:t xml:space="preserve">Higher instruction of learning especially either institution and universities should establish link with comprise and establishment so as to provide space for student on industrial attachment, with the option of gaining employment in future, by doing so, it will go a long way in alleviating </w:t>
-      </w:r>
-      <w:proofErr w:type="gramStart"/>
-      <w:r>
-        <w:rPr>
-          <w:rFonts w:ascii="Times New Roman" w:hAnsi="Times New Roman" w:cs="Times New Roman"/>
-          <w:sz w:val="28"/>
-          <w:szCs w:val="24"/>
-        </w:rPr>
-        <w:t>suffering  and</w:t>
-      </w:r>
-      <w:proofErr w:type="gramEnd"/>
-      <w:r>
-        <w:rPr>
-          <w:rFonts w:ascii="Times New Roman" w:hAnsi="Times New Roman" w:cs="Times New Roman"/>
-          <w:sz w:val="28"/>
-          <w:szCs w:val="24"/>
-        </w:rPr>
-        <w:t xml:space="preserve"> difficulties encountered by student in securing place for individual attachment.</w:t>
+        <w:t>Higher instruction of learning especially either institution and universities should establish link with comprise and establishment so as to provide space for student on industrial attachment, with the option of gaining employment in future, by doing so, it will go a long way in alleviating suffering and difficulties encountered by student in securing place for individual attachment.</w:t>
       </w:r>
     </w:p>
     <w:p>
@@ -9435,7 +9358,6 @@
           <w:sz w:val="28"/>
           <w:szCs w:val="24"/>
         </w:rPr>
-        <w:lastRenderedPageBreak/>
         <w:t>REFERENCE</w:t>
       </w:r>
     </w:p>
